--- a/print/letter/four-color-pen--dots-and-boxes.docx
+++ b/print/letter/four-color-pen--dots-and-boxes.docx
@@ -2,7 +2,7 @@
 <file path=word/document.xml><?xml version="1.0" encoding="utf-8"?>
 <w:document xmlns:w="http://schemas.openxmlformats.org/wordprocessingml/2006/main" xmlns:m="http://schemas.openxmlformats.org/officeDocument/2006/math" xmlns:r="http://schemas.openxmlformats.org/officeDocument/2006/relationships" xmlns:o="urn:schemas-microsoft-com:office:office" xmlns:v="urn:schemas-microsoft-com:vml" xmlns:w10="urn:schemas-microsoft-com:office:word" xmlns:a="http://schemas.openxmlformats.org/drawingml/2006/main" xmlns:pic="http://schemas.openxmlformats.org/drawingml/2006/picture" xmlns:wp="http://schemas.openxmlformats.org/drawingml/2006/wordprocessingDrawing">
   <w:body>
-    <w:bookmarkStart w:id="38" w:name="Xd9907a1d38525d2e0c62f0e5d88a9a155950a14"/>
+    <w:bookmarkStart w:id="41" w:name="Xd9907a1d38525d2e0c62f0e5d88a9a155950a14"/>
     <w:p>
       <w:pPr>
         <w:pStyle w:val="Heading1"/>
@@ -15,56 +15,18 @@
       <w:pPr>
         <w:pStyle w:val="FirstParagraph"/>
       </w:pPr>
-      <w:r>
-        <w:t xml:space="preserve">⏱️</w:t>
-      </w:r>
-      <w:r>
-        <w:t xml:space="preserve"> </w:t>
-      </w:r>
       <w:r>
         <w:rPr>
           <w:bCs/>
           <w:b/>
         </w:rPr>
-        <w:t xml:space="preserve">15 min</w:t>
+        <w:t xml:space="preserve">⚡ Short · 15 min</w:t>
       </w:r>
       <w:r>
         <w:t xml:space="preserve"> </w:t>
       </w:r>
       <w:r>
-        <w:t xml:space="preserve">· 🧽 Cleanup</w:t>
-      </w:r>
-      <w:r>
-        <w:t xml:space="preserve"> </w:t>
-      </w:r>
-      <w:r>
-        <w:rPr>
-          <w:bCs/>
-          <w:b/>
-        </w:rPr>
-        <w:t xml:space="preserve">$</w:t>
-      </w:r>
-      <w:r>
-        <w:t xml:space="preserve"> </w:t>
-      </w:r>
-      <w:r>
-        <w:t xml:space="preserve">(Quick wipe (2 min) 🧻) · 👧 Ages</w:t>
-      </w:r>
-      <w:r>
-        <w:t xml:space="preserve"> </w:t>
-      </w:r>
-      <w:r>
-        <w:rPr>
-          <w:bCs/>
-          <w:b/>
-        </w:rPr>
-        <w:t xml:space="preserve">5+</w:t>
-      </w:r>
-      <w:r>
-        <w:t xml:space="preserve"> </w:t>
-      </w:r>
-      <w:r>
-        <w:t xml:space="preserve">· ✏️ Table</w:t>
+        <w:t xml:space="preserve">· ✨ No cleanup · 🔉 Quiet · 🏠🌳 In or out · 👥 Group · 🎂 Ages 6–11+</w:t>
       </w:r>
     </w:p>
     <w:p>
@@ -316,22 +278,13 @@
     </w:p>
     <w:bookmarkEnd w:id="25"/>
     <w:bookmarkEnd w:id="26"/>
-    <w:bookmarkStart w:id="30" w:name="X90575d67fe14a03ef1898ae2a832688b148a116"/>
+    <w:bookmarkStart w:id="33" w:name="X67012d8413f3110ab14b8e2014e44e49739ed72"/>
     <w:p>
       <w:pPr>
         <w:pStyle w:val="Heading2"/>
       </w:pPr>
       <w:r>
-        <w:t xml:space="preserve">🌟 Level Up</w:t>
-      </w:r>
-    </w:p>
-    <w:bookmarkStart w:id="27" w:name="X7ac29abf67c27e4f28e3ba90c5f047b9d2e7a21"/>
-    <w:p>
-      <w:pPr>
-        <w:pStyle w:val="Heading3"/>
-      </w:pPr>
-      <w:r>
-        <w:t xml:space="preserve">🥉 Easy</w:t>
+        <w:t xml:space="preserve">🎚️ By Age</w:t>
       </w:r>
     </w:p>
     <w:p>
@@ -339,86 +292,225 @@
         <w:pStyle w:val="FirstParagraph"/>
       </w:pPr>
       <w:r>
-        <w:t xml:space="preserve">Small grid (4 × 4 dots). 2 players.</w:t>
-      </w:r>
-    </w:p>
-    <w:bookmarkEnd w:id="27"/>
-    <w:bookmarkStart w:id="28" w:name="Xf43672ad423d0282496fbf467992b0f330b443a"/>
-    <w:p>
-      <w:pPr>
-        <w:pStyle w:val="Heading3"/>
-      </w:pPr>
-      <w:r>
-        <w:t xml:space="preserve">🥈 Medium</w:t>
-      </w:r>
-    </w:p>
-    <w:p>
-      <w:pPr>
-        <w:pStyle w:val="FirstParagraph"/>
-      </w:pPr>
-      <w:r>
-        <w:t xml:space="preserve">Big grid (6 × 6 dots). 3–4 players.</w:t>
-      </w:r>
-    </w:p>
-    <w:bookmarkEnd w:id="28"/>
-    <w:bookmarkStart w:id="29" w:name="X62a67ac50e3cebf2d23861cbcb09541e5aea6e9"/>
-    <w:p>
-      <w:pPr>
-        <w:pStyle w:val="Heading3"/>
-      </w:pPr>
-      <w:r>
-        <w:t xml:space="preserve">🥇 Hard</w:t>
-      </w:r>
-    </w:p>
-    <w:p>
-      <w:pPr>
-        <w:pStyle w:val="FirstParagraph"/>
-      </w:pPr>
+        <w:t xml:space="preserve">🎂 Pick the age. Every age can do the main steps — this is the</w:t>
+      </w:r>
+      <w:r>
+        <w:t xml:space="preserve"> </w:t>
+      </w:r>
       <w:r>
         <w:rPr>
           <w:bCs/>
           <w:b/>
         </w:rPr>
-        <w:t xml:space="preserve">Secret strategy</w:t>
-      </w:r>
-      <w:r>
-        <w:t xml:space="preserve"> </w:t>
-      </w:r>
-      <w:r>
-        <w:t xml:space="preserve">🤫</w:t>
-      </w:r>
-      <w:r>
-        <w:br/>
-      </w:r>
-      <w:r>
-        <w:t xml:space="preserve">Never draw the</w:t>
-      </w:r>
-      <w:r>
-        <w:t xml:space="preserve"> </w:t>
-      </w:r>
+        <w:t xml:space="preserve">extra challenge</w:t>
+      </w:r>
+      <w:r>
+        <w:t xml:space="preserve">.</w:t>
+      </w:r>
+    </w:p>
+    <w:bookmarkStart w:id="27" w:name="Xd9a988c13166dcb49a5852075871601ad97e5df"/>
+    <w:p>
+      <w:pPr>
+        <w:pStyle w:val="Heading3"/>
+      </w:pPr>
+      <w:r>
+        <w:t xml:space="preserve">6️⃣ Age 6</w:t>
+      </w:r>
+    </w:p>
+    <w:p>
+      <w:pPr>
+        <w:pStyle w:val="FirstParagraph"/>
+      </w:pPr>
+      <w:r>
+        <w:t xml:space="preserve">Small grid, 2 players, a grown-up as your partner.</w:t>
+      </w:r>
+    </w:p>
+    <w:bookmarkEnd w:id="27"/>
+    <w:bookmarkStart w:id="28" w:name="X1dad34a091d90dc09f1f3b2f85b389fb95004f6"/>
+    <w:p>
+      <w:pPr>
+        <w:pStyle w:val="Heading3"/>
+      </w:pPr>
+      <w:r>
+        <w:t xml:space="preserve">7️⃣ Age 7</w:t>
+      </w:r>
+    </w:p>
+    <w:p>
+      <w:pPr>
+        <w:pStyle w:val="FirstParagraph"/>
+      </w:pPr>
+      <w:r>
+        <w:t xml:space="preserve">Small grid, 2 players. Count your boxes at the end.</w:t>
+      </w:r>
+    </w:p>
+    <w:bookmarkEnd w:id="28"/>
+    <w:bookmarkStart w:id="29" w:name="X97592b81667438caff4f0ed360af5aa72e3327e"/>
+    <w:p>
+      <w:pPr>
+        <w:pStyle w:val="Heading3"/>
+      </w:pPr>
+      <w:r>
+        <w:t xml:space="preserve">8️⃣ Age 8</w:t>
+      </w:r>
+    </w:p>
+    <w:p>
+      <w:pPr>
+        <w:pStyle w:val="FirstParagraph"/>
+      </w:pPr>
       <w:r>
         <w:rPr>
           <w:bCs/>
           <w:b/>
         </w:rPr>
+        <w:t xml:space="preserve">Big grid</w:t>
+      </w:r>
+      <w:r>
+        <w:t xml:space="preserve">, 3–4 players 🎨</w:t>
+      </w:r>
+    </w:p>
+    <w:bookmarkEnd w:id="29"/>
+    <w:bookmarkStart w:id="30" w:name="X708f460606dd1a76d0749f0618bc9d68251a2b7"/>
+    <w:p>
+      <w:pPr>
+        <w:pStyle w:val="Heading3"/>
+      </w:pPr>
+      <w:r>
+        <w:t xml:space="preserve">9️⃣ Age 9</w:t>
+      </w:r>
+    </w:p>
+    <w:p>
+      <w:pPr>
+        <w:pStyle w:val="FirstParagraph"/>
+      </w:pPr>
+      <w:r>
+        <w:rPr>
+          <w:bCs/>
+          <w:b/>
+        </w:rPr>
+        <w:t xml:space="preserve">Secret strategy</w:t>
+      </w:r>
+      <w:r>
+        <w:t xml:space="preserve"> </w:t>
+      </w:r>
+      <w:r>
+        <w:t xml:space="preserve">🤫</w:t>
+      </w:r>
+      <w:r>
+        <w:br/>
+      </w:r>
+      <w:r>
+        <w:t xml:space="preserve">Never draw the</w:t>
+      </w:r>
+      <w:r>
+        <w:t xml:space="preserve"> </w:t>
+      </w:r>
+      <w:r>
+        <w:rPr>
+          <w:bCs/>
+          <w:b/>
+        </w:rPr>
         <w:t xml:space="preserve">3rd side</w:t>
       </w:r>
       <w:r>
         <w:t xml:space="preserve"> </w:t>
       </w:r>
       <w:r>
-        <w:t xml:space="preserve">of a box — the next player will close it!</w:t>
+        <w:t xml:space="preserve">of a box — the next player will grab it!</w:t>
+      </w:r>
+    </w:p>
+    <w:bookmarkEnd w:id="30"/>
+    <w:bookmarkStart w:id="31" w:name="X8171c026b6d3b019e037d636deb1627bab2ad11"/>
+    <w:p>
+      <w:pPr>
+        <w:pStyle w:val="Heading3"/>
+      </w:pPr>
+      <w:r>
+        <w:t xml:space="preserve">🔟 Age 10</w:t>
+      </w:r>
+    </w:p>
+    <w:p>
+      <w:pPr>
+        <w:pStyle w:val="FirstParagraph"/>
+      </w:pPr>
+      <w:r>
+        <w:rPr>
+          <w:bCs/>
+          <w:b/>
+        </w:rPr>
+        <w:t xml:space="preserve">Chains</w:t>
+      </w:r>
+      <w:r>
+        <w:t xml:space="preserve"> </w:t>
+      </w:r>
+      <w:r>
+        <w:t xml:space="preserve">⛓️</w:t>
       </w:r>
       <w:r>
         <w:br/>
       </w:r>
       <w:r>
-        <w:t xml:space="preserve">Can you make the other players do it instead? 😏</w:t>
-      </w:r>
-    </w:p>
-    <w:bookmarkEnd w:id="29"/>
-    <w:bookmarkEnd w:id="30"/>
-    <w:bookmarkStart w:id="31" w:name="X9cc3fda027b658f876f44d44ddc22905faccd4e"/>
+        <w:t xml:space="preserve">At the end, boxes come in long chains. Sometimes it's smart to</w:t>
+      </w:r>
+      <w:r>
+        <w:t xml:space="preserve"> </w:t>
+      </w:r>
+      <w:r>
+        <w:rPr>
+          <w:bCs/>
+          <w:b/>
+        </w:rPr>
+        <w:t xml:space="preserve">give away 2 boxes</w:t>
+      </w:r>
+      <w:r>
+        <w:t xml:space="preserve"> </w:t>
+      </w:r>
+      <w:r>
+        <w:t xml:space="preserve">so you win the long chain. Try it!</w:t>
+      </w:r>
+    </w:p>
+    <w:bookmarkEnd w:id="31"/>
+    <w:bookmarkStart w:id="32" w:name="X02bfb3385b20ae9fc9ed6803eef42fea02d2b46"/>
+    <w:p>
+      <w:pPr>
+        <w:pStyle w:val="Heading3"/>
+      </w:pPr>
+      <w:r>
+        <w:t xml:space="preserve">🚀 Age 11+</w:t>
+      </w:r>
+    </w:p>
+    <w:p>
+      <w:pPr>
+        <w:pStyle w:val="FirstParagraph"/>
+      </w:pPr>
+      <w:r>
+        <w:rPr>
+          <w:bCs/>
+          <w:b/>
+        </w:rPr>
+        <w:t xml:space="preserve">Invent a variant</w:t>
+      </w:r>
+      <w:r>
+        <w:t xml:space="preserve"> </w:t>
+      </w:r>
+      <w:r>
+        <w:t xml:space="preserve">🛠️</w:t>
+      </w:r>
+      <w:r>
+        <w:br/>
+      </w:r>
+      <w:r>
+        <w:t xml:space="preserve">Triangles? 8 × 8? Boxes worth different points? Write the rules. Test with family.</w:t>
+      </w:r>
+      <w:r>
+        <w:br/>
+      </w:r>
+      <w:r>
+        <w:t xml:space="preserve">🧮 Bonus: how many lines fit in the small grid? (Answer below the score table.)</w:t>
+      </w:r>
+    </w:p>
+    <w:bookmarkEnd w:id="32"/>
+    <w:bookmarkEnd w:id="33"/>
+    <w:bookmarkStart w:id="34" w:name="X9cc3fda027b658f876f44d44ddc22905faccd4e"/>
     <w:p>
       <w:pPr>
         <w:pStyle w:val="Heading2"/>
@@ -479,8 +571,8 @@
         <w:t xml:space="preserve">🤝 Taking turns and losing nicely = big kid skills.</w:t>
       </w:r>
     </w:p>
-    <w:bookmarkEnd w:id="31"/>
-    <w:bookmarkStart w:id="32" w:name="X6763fabfd04f5c4a4d62b566a897dedd22150e7"/>
+    <w:bookmarkEnd w:id="34"/>
+    <w:bookmarkStart w:id="35" w:name="X6763fabfd04f5c4a4d62b566a897dedd22150e7"/>
     <w:p>
       <w:pPr>
         <w:pStyle w:val="Heading2"/>
@@ -525,8 +617,8 @@
         <w:t xml:space="preserve">🤏 Little kids may need help spotting "almost boxes."</w:t>
       </w:r>
     </w:p>
-    <w:bookmarkEnd w:id="32"/>
-    <w:bookmarkStart w:id="33" w:name="X1e8c337912f0193a41fd873cd12ea5fd283b9ee"/>
+    <w:bookmarkEnd w:id="35"/>
+    <w:bookmarkStart w:id="36" w:name="X1e8c337912f0193a41fd873cd12ea5fd283b9ee"/>
     <w:p>
       <w:pPr>
         <w:pStyle w:val="Heading2"/>
@@ -540,21 +632,11 @@
         <w:pStyle w:val="FirstParagraph"/>
       </w:pPr>
       <w:r>
-        <w:rPr>
-          <w:bCs/>
-          <w:b/>
-        </w:rPr>
-        <w:t xml:space="preserve">$</w:t>
-      </w:r>
-      <w:r>
-        <w:t xml:space="preserve"> </w:t>
-      </w:r>
-      <w:r>
-        <w:t xml:space="preserve">— click the pen closed! 🖊️</w:t>
-      </w:r>
-    </w:p>
-    <w:bookmarkEnd w:id="33"/>
-    <w:bookmarkStart w:id="37" w:name="X50cf555741e6e45190901c440e88d3230da7c1a"/>
+        <w:t xml:space="preserve">click the pen closed! 🖊️</w:t>
+      </w:r>
+    </w:p>
+    <w:bookmarkEnd w:id="36"/>
+    <w:bookmarkStart w:id="40" w:name="X50cf555741e6e45190901c440e88d3230da7c1a"/>
     <w:p>
       <w:pPr>
         <w:pStyle w:val="Heading2"/>
@@ -564,7 +646,7 @@
         <w:t xml:space="preserve">🖨️ Printable</w:t>
       </w:r>
     </w:p>
-    <w:bookmarkStart w:id="34" w:name="X7e7eaf3db00e22a0a86fe8df8035ead22a48e25"/>
+    <w:bookmarkStart w:id="37" w:name="X7e7eaf3db00e22a0a86fe8df8035ead22a48e25"/>
     <w:p>
       <w:pPr>
         <w:pStyle w:val="Heading3"/>
@@ -620,8 +702,8 @@
         <w:t xml:space="preserve">•    •    •    •</w:t>
       </w:r>
     </w:p>
-    <w:bookmarkEnd w:id="34"/>
-    <w:bookmarkStart w:id="35" w:name="X981bd675448d8506d37168592bb938a0d089766"/>
+    <w:bookmarkEnd w:id="37"/>
+    <w:bookmarkStart w:id="38" w:name="X981bd675448d8506d37168592bb938a0d089766"/>
     <w:p>
       <w:pPr>
         <w:pStyle w:val="Heading3"/>
@@ -701,8 +783,8 @@
         <w:t xml:space="preserve">•    •    •    •    •    •</w:t>
       </w:r>
     </w:p>
-    <w:bookmarkEnd w:id="35"/>
-    <w:bookmarkStart w:id="36" w:name="X82b002018d26ba3ff6014da9a0aec21c828a747"/>
+    <w:bookmarkEnd w:id="38"/>
+    <w:bookmarkStart w:id="39" w:name="X82b002018d26ba3ff6014da9a0aec21c828a747"/>
     <w:p>
       <w:pPr>
         <w:pStyle w:val="Heading3"/>
@@ -899,9 +981,33 @@
         </w:tc>
       </w:tr>
     </w:tbl>
-    <w:bookmarkEnd w:id="36"/>
-    <w:bookmarkEnd w:id="37"/>
-    <w:bookmarkEnd w:id="38"/>
+    <w:p>
+      <w:pPr>
+        <w:pStyle w:val="BodyText"/>
+      </w:pPr>
+      <w:r>
+        <w:t xml:space="preserve">🙃 Age 11+ bonus answer: the small grid has</w:t>
+      </w:r>
+      <w:r>
+        <w:t xml:space="preserve"> </w:t>
+      </w:r>
+      <w:r>
+        <w:rPr>
+          <w:bCs/>
+          <w:b/>
+        </w:rPr>
+        <w:t xml:space="preserve">24 lines</w:t>
+      </w:r>
+      <w:r>
+        <w:t xml:space="preserve"> </w:t>
+      </w:r>
+      <w:r>
+        <w:t xml:space="preserve">(12 across + 12 down).</w:t>
+      </w:r>
+    </w:p>
+    <w:bookmarkEnd w:id="39"/>
+    <w:bookmarkEnd w:id="40"/>
+    <w:bookmarkEnd w:id="41"/>
     <w:sectPr>
       <w:pgSz w:h="15840" w:w="12240"/>
       <w:pgMar w:bottom="864" w:left="864" w:right="864" w:top="864"/>
